--- a/hunan-icp-website-plan.docx
+++ b/hunan-icp-website-plan.docx
@@ -13,26 +13,89 @@
           <w:b/>
           <w:sz w:val="36"/>
         </w:rPr>
-        <w:t>网站建设方案书</w:t>
+        <w:t>网站建设方案</w:t>
       </w:r>
     </w:p>
     <w:p>
       <w:pPr>
-        <w:spacing w:after="360"/>
-        <w:jc w:val="center"/>
+        <w:spacing w:line="360" w:lineRule="auto" w:before="0" w:after="80"/>
+      </w:pPr>
+      <w:r>
+        <w:rPr>
+          <w:rFonts w:ascii="宋体" w:hAnsi="宋体" w:eastAsia="宋体"/>
+          <w:b w:val="0"/>
+          <w:sz w:val="24"/>
+        </w:rPr>
+        <w:t>备案主办者：汪尚权</w:t>
+      </w:r>
+    </w:p>
+    <w:p>
+      <w:pPr>
+        <w:spacing w:line="360" w:lineRule="auto" w:before="0" w:after="80"/>
+      </w:pPr>
+      <w:r>
+        <w:rPr>
+          <w:rFonts w:ascii="宋体" w:hAnsi="宋体" w:eastAsia="宋体"/>
+          <w:b w:val="0"/>
+          <w:sz w:val="24"/>
+        </w:rPr>
+        <w:t>新增服务名称：个人学习分享</w:t>
+      </w:r>
+    </w:p>
+    <w:p>
+      <w:pPr>
+        <w:spacing w:line="360" w:lineRule="auto" w:before="0" w:after="80"/>
+      </w:pPr>
+      <w:r>
+        <w:rPr>
+          <w:rFonts w:ascii="宋体" w:hAnsi="宋体" w:eastAsia="宋体"/>
+          <w:b w:val="0"/>
+          <w:sz w:val="24"/>
+        </w:rPr>
+        <w:t>新增域名：www.黄绘莉律师.com</w:t>
+      </w:r>
+    </w:p>
+    <w:p>
+      <w:pPr>
+        <w:spacing w:line="360" w:lineRule="auto" w:before="0" w:after="80"/>
+      </w:pPr>
+      <w:r>
+        <w:rPr>
+          <w:rFonts w:ascii="宋体" w:hAnsi="宋体" w:eastAsia="宋体"/>
+          <w:b w:val="0"/>
+          <w:sz w:val="24"/>
+        </w:rPr>
+      </w:r>
+    </w:p>
+    <w:p>
+      <w:pPr>
+        <w:spacing w:line="360" w:lineRule="auto" w:before="200" w:after="160"/>
       </w:pPr>
       <w:r>
         <w:rPr>
           <w:rFonts w:ascii="宋体" w:hAnsi="宋体" w:eastAsia="宋体"/>
           <w:b/>
-          <w:sz w:val="28"/>
+          <w:sz w:val="24"/>
         </w:rPr>
-        <w:t>（个人备案）</w:t>
+        <w:t>一、网站内容及栏目介绍（包含网站内容截图或者设计图、网站栏目及内容介绍、多网站/域名用途和域名拓展使用情况）：</w:t>
       </w:r>
     </w:p>
     <w:p>
       <w:pPr>
-        <w:spacing w:line="360" w:lineRule="auto" w:after="80"/>
+        <w:spacing w:line="360" w:lineRule="auto" w:before="0" w:after="80"/>
+      </w:pPr>
+      <w:r>
+        <w:rPr>
+          <w:rFonts w:ascii="宋体" w:hAnsi="宋体" w:eastAsia="宋体"/>
+          <w:b/>
+          <w:sz w:val="24"/>
+        </w:rPr>
+        <w:t>1. 网站定位</w:t>
+      </w:r>
+    </w:p>
+    <w:p>
+      <w:pPr>
+        <w:spacing w:line="360" w:lineRule="auto" w:before="0" w:after="80"/>
         <w:ind w:firstLine="420"/>
       </w:pPr>
       <w:r>
@@ -41,272 +104,25 @@
           <w:b w:val="0"/>
           <w:sz w:val="24"/>
         </w:rPr>
-        <w:t>为落实《中华人民共和国网络安全法》《互联网信息服务管理办法》及湖南省通信管理局关于非经营性互联网信息服务备案管理的相关要求，本人就拟接入腾讯云开展个人非经营性互联网信息服务事宜，制定本网站建设方案书。本网站仅供个人学习、资料整理与信息展示使用，不从事经营性互联网信息服务，不开展在线交易、收费服务或商业推广活动。</w:t>
+        <w:t>本网站为个人非经营性互联网信息服务站点，主要用于个人学习笔记整理、资料归集与一般信息展示，不开展在线交易、收费服务、广告招商或商业推广，不设立用户注册、评论、论坛等互动功能。</w:t>
       </w:r>
     </w:p>
     <w:p>
       <w:pPr>
-        <w:spacing w:before="240" w:after="120"/>
+        <w:spacing w:line="360" w:lineRule="auto" w:before="0" w:after="80"/>
       </w:pPr>
       <w:r>
         <w:rPr>
           <w:rFonts w:ascii="宋体" w:hAnsi="宋体" w:eastAsia="宋体"/>
           <w:b/>
-          <w:sz w:val="28"/>
+          <w:sz w:val="24"/>
         </w:rPr>
-        <w:t>一、主办者基本情况</w:t>
+        <w:t>2. 网站栏目及内容介绍</w:t>
       </w:r>
     </w:p>
     <w:p>
       <w:pPr>
-        <w:spacing w:line="360" w:lineRule="auto" w:after="40"/>
-      </w:pPr>
-      <w:r>
-        <w:rPr>
-          <w:rFonts w:ascii="宋体" w:hAnsi="宋体" w:eastAsia="宋体"/>
-          <w:b w:val="0"/>
-          <w:sz w:val="24"/>
-        </w:rPr>
-        <w:t>1. 主办者姓名：【请填写真实姓名】</w:t>
-      </w:r>
-    </w:p>
-    <w:p>
-      <w:pPr>
-        <w:spacing w:line="360" w:lineRule="auto" w:after="40"/>
-      </w:pPr>
-      <w:r>
-        <w:rPr>
-          <w:rFonts w:ascii="宋体" w:hAnsi="宋体" w:eastAsia="宋体"/>
-          <w:b w:val="0"/>
-          <w:sz w:val="24"/>
-        </w:rPr>
-        <w:t>2. 证件类型：居民身份证</w:t>
-      </w:r>
-    </w:p>
-    <w:p>
-      <w:pPr>
-        <w:spacing w:line="360" w:lineRule="auto" w:after="40"/>
-      </w:pPr>
-      <w:r>
-        <w:rPr>
-          <w:rFonts w:ascii="宋体" w:hAnsi="宋体" w:eastAsia="宋体"/>
-          <w:b w:val="0"/>
-          <w:sz w:val="24"/>
-        </w:rPr>
-        <w:t>3. 证件号码：【请填写身份证号码】</w:t>
-      </w:r>
-    </w:p>
-    <w:p>
-      <w:pPr>
-        <w:spacing w:line="360" w:lineRule="auto" w:after="40"/>
-      </w:pPr>
-      <w:r>
-        <w:rPr>
-          <w:rFonts w:ascii="宋体" w:hAnsi="宋体" w:eastAsia="宋体"/>
-          <w:b w:val="0"/>
-          <w:sz w:val="24"/>
-        </w:rPr>
-        <w:t>4. 联系电话：【请填写手机号码】</w:t>
-      </w:r>
-    </w:p>
-    <w:p>
-      <w:pPr>
-        <w:spacing w:line="360" w:lineRule="auto" w:after="40"/>
-      </w:pPr>
-      <w:r>
-        <w:rPr>
-          <w:rFonts w:ascii="宋体" w:hAnsi="宋体" w:eastAsia="宋体"/>
-          <w:b w:val="0"/>
-          <w:sz w:val="24"/>
-        </w:rPr>
-        <w:t>5. 电子邮箱：【请填写常用邮箱】</w:t>
-      </w:r>
-    </w:p>
-    <w:p>
-      <w:pPr>
-        <w:spacing w:line="360" w:lineRule="auto" w:after="40"/>
-      </w:pPr>
-      <w:r>
-        <w:rPr>
-          <w:rFonts w:ascii="宋体" w:hAnsi="宋体" w:eastAsia="宋体"/>
-          <w:b w:val="0"/>
-          <w:sz w:val="24"/>
-        </w:rPr>
-        <w:t>6. 通讯地址：【请填写详细联系地址】</w:t>
-      </w:r>
-    </w:p>
-    <w:p>
-      <w:pPr>
-        <w:spacing w:line="360" w:lineRule="auto" w:after="40"/>
-      </w:pPr>
-      <w:r>
-        <w:rPr>
-          <w:rFonts w:ascii="宋体" w:hAnsi="宋体" w:eastAsia="宋体"/>
-          <w:b w:val="0"/>
-          <w:sz w:val="24"/>
-        </w:rPr>
-        <w:t>7. 应急联系人及电话：【请填写姓名及手机号码】</w:t>
-      </w:r>
-    </w:p>
-    <w:p>
-      <w:pPr>
-        <w:spacing w:before="240" w:after="120"/>
-      </w:pPr>
-      <w:r>
-        <w:rPr>
-          <w:rFonts w:ascii="宋体" w:hAnsi="宋体" w:eastAsia="宋体"/>
-          <w:b/>
-          <w:sz w:val="28"/>
-        </w:rPr>
-        <w:t>二、网站基本情况</w:t>
-      </w:r>
-    </w:p>
-    <w:p>
-      <w:pPr>
-        <w:spacing w:line="360" w:lineRule="auto" w:after="40"/>
-      </w:pPr>
-      <w:r>
-        <w:rPr>
-          <w:rFonts w:ascii="宋体" w:hAnsi="宋体" w:eastAsia="宋体"/>
-          <w:b w:val="0"/>
-          <w:sz w:val="24"/>
-        </w:rPr>
-        <w:t>1. 网站名称（服务名称）：个人学习分享</w:t>
-      </w:r>
-    </w:p>
-    <w:p>
-      <w:pPr>
-        <w:spacing w:line="360" w:lineRule="auto" w:after="40"/>
-      </w:pPr>
-      <w:r>
-        <w:rPr>
-          <w:rFonts w:ascii="宋体" w:hAnsi="宋体" w:eastAsia="宋体"/>
-          <w:b w:val="0"/>
-          <w:sz w:val="24"/>
-        </w:rPr>
-        <w:t>2. 域名：黄绘莉律师.com</w:t>
-      </w:r>
-    </w:p>
-    <w:p>
-      <w:pPr>
-        <w:spacing w:line="360" w:lineRule="auto" w:after="40"/>
-      </w:pPr>
-      <w:r>
-        <w:rPr>
-          <w:rFonts w:ascii="宋体" w:hAnsi="宋体" w:eastAsia="宋体"/>
-          <w:b w:val="0"/>
-          <w:sz w:val="24"/>
-        </w:rPr>
-        <w:t>3. 首页网址：https://www.黄绘莉律师.com/</w:t>
-      </w:r>
-    </w:p>
-    <w:p>
-      <w:pPr>
-        <w:spacing w:line="360" w:lineRule="auto" w:after="40"/>
-      </w:pPr>
-      <w:r>
-        <w:rPr>
-          <w:rFonts w:ascii="宋体" w:hAnsi="宋体" w:eastAsia="宋体"/>
-          <w:b w:val="0"/>
-          <w:sz w:val="24"/>
-        </w:rPr>
-        <w:t>4. 网站语言：中文</w:t>
-      </w:r>
-    </w:p>
-    <w:p>
-      <w:pPr>
-        <w:spacing w:line="360" w:lineRule="auto" w:after="40"/>
-      </w:pPr>
-      <w:r>
-        <w:rPr>
-          <w:rFonts w:ascii="宋体" w:hAnsi="宋体" w:eastAsia="宋体"/>
-          <w:b w:val="0"/>
-          <w:sz w:val="24"/>
-        </w:rPr>
-        <w:t>5. 网站服务内容：个人学习笔记、资料整理与一般信息展示</w:t>
-      </w:r>
-    </w:p>
-    <w:p>
-      <w:pPr>
-        <w:spacing w:line="360" w:lineRule="auto" w:after="40"/>
-      </w:pPr>
-      <w:r>
-        <w:rPr>
-          <w:rFonts w:ascii="宋体" w:hAnsi="宋体" w:eastAsia="宋体"/>
-          <w:b w:val="0"/>
-          <w:sz w:val="24"/>
-        </w:rPr>
-        <w:t>6. 网站前置审批项：无</w:t>
-      </w:r>
-    </w:p>
-    <w:p>
-      <w:pPr>
-        <w:spacing w:line="360" w:lineRule="auto" w:after="40"/>
-      </w:pPr>
-      <w:r>
-        <w:rPr>
-          <w:rFonts w:ascii="宋体" w:hAnsi="宋体" w:eastAsia="宋体"/>
-          <w:b w:val="0"/>
-          <w:sz w:val="24"/>
-        </w:rPr>
-        <w:t>7. 是否经营性网站：否（个人非经营性互联网信息服务）</w:t>
-      </w:r>
-    </w:p>
-    <w:p>
-      <w:pPr>
-        <w:spacing w:line="360" w:lineRule="auto" w:after="40"/>
-      </w:pPr>
-      <w:r>
-        <w:rPr>
-          <w:rFonts w:ascii="宋体" w:hAnsi="宋体" w:eastAsia="宋体"/>
-          <w:b w:val="0"/>
-          <w:sz w:val="24"/>
-        </w:rPr>
-        <w:t>8. 接入服务商：腾讯云计算（北京）有限责任公司广州分公司</w:t>
-      </w:r>
-    </w:p>
-    <w:p>
-      <w:pPr>
-        <w:spacing w:line="360" w:lineRule="auto" w:after="40"/>
-      </w:pPr>
-      <w:r>
-        <w:rPr>
-          <w:rFonts w:ascii="宋体" w:hAnsi="宋体" w:eastAsia="宋体"/>
-          <w:b w:val="0"/>
-          <w:sz w:val="24"/>
-        </w:rPr>
-        <w:t>9. 接入方式/云产品：腾讯云轻量应用服务器（备案服务码接入）</w:t>
-      </w:r>
-    </w:p>
-    <w:p>
-      <w:pPr>
-        <w:spacing w:line="360" w:lineRule="auto" w:after="40"/>
-      </w:pPr>
-      <w:r>
-        <w:rPr>
-          <w:rFonts w:ascii="宋体" w:hAnsi="宋体" w:eastAsia="宋体"/>
-          <w:b w:val="0"/>
-          <w:sz w:val="24"/>
-        </w:rPr>
-        <w:t>10. 服务器放置地：中国大陆（腾讯云）</w:t>
-      </w:r>
-    </w:p>
-    <w:p>
-      <w:pPr>
-        <w:spacing w:before="240" w:after="120"/>
-      </w:pPr>
-      <w:r>
-        <w:rPr>
-          <w:rFonts w:ascii="宋体" w:hAnsi="宋体" w:eastAsia="宋体"/>
-          <w:b/>
-          <w:sz w:val="28"/>
-        </w:rPr>
-        <w:t>三、网站建设目的与服务定位</w:t>
-      </w:r>
-    </w:p>
-    <w:p>
-      <w:pPr>
-        <w:spacing w:line="360" w:lineRule="auto" w:after="80"/>
+        <w:spacing w:line="360" w:lineRule="auto" w:before="0" w:after="80"/>
         <w:ind w:firstLine="420"/>
       </w:pPr>
       <w:r>
@@ -315,12 +131,12 @@
           <w:b w:val="0"/>
           <w:sz w:val="24"/>
         </w:rPr>
-        <w:t>本网站建设目的为：便于本人整理学习过程中形成的文字资料，对个人公开信息进行集中展示，方便本人查阅及必要的对外联系。网站定位为个人非经营性信息服务站点，不设立会员体系，不提供在线支付、广告招商、商品销售、有偿咨询或中介撮合等经营性功能。</w:t>
+        <w:t>（1）首页：展示网站名称、主要栏目导航及简要说明。</w:t>
       </w:r>
     </w:p>
     <w:p>
       <w:pPr>
-        <w:spacing w:line="360" w:lineRule="auto" w:after="80"/>
+        <w:spacing w:line="360" w:lineRule="auto" w:before="0" w:after="80"/>
         <w:ind w:firstLine="420"/>
       </w:pPr>
       <w:r>
@@ -329,25 +145,12 @@
           <w:b w:val="0"/>
           <w:sz w:val="24"/>
         </w:rPr>
-        <w:t>网站内容以本人学习整理形成的资料及个人基本介绍为主，不发布法律法规禁止的信息，不传播谣言，不涉及新闻采编发布，不开展论坛、社区、博客跟帖评论等互动信息服务。</w:t>
+        <w:t>（2）个人简介：介绍主办者个人基本情况及学习方向等非经营性信息。</w:t>
       </w:r>
     </w:p>
     <w:p>
       <w:pPr>
-        <w:spacing w:before="240" w:after="120"/>
-      </w:pPr>
-      <w:r>
-        <w:rPr>
-          <w:rFonts w:ascii="宋体" w:hAnsi="宋体" w:eastAsia="宋体"/>
-          <w:b/>
-          <w:sz w:val="28"/>
-        </w:rPr>
-        <w:t>四、网站栏目结构与主要内容</w:t>
-      </w:r>
-    </w:p>
-    <w:p>
-      <w:pPr>
-        <w:spacing w:line="360" w:lineRule="auto" w:after="80"/>
+        <w:spacing w:line="360" w:lineRule="auto" w:before="0" w:after="80"/>
         <w:ind w:firstLine="420"/>
       </w:pPr>
       <w:r>
@@ -356,64 +159,12 @@
           <w:b w:val="0"/>
           <w:sz w:val="24"/>
         </w:rPr>
-        <w:t>网站采用单页或多栏目静态结构，主要栏目如下：</w:t>
+        <w:t>（3）学习分享：发布个人学习笔记、阅读摘录、资料整理与一般说明性文字。</w:t>
       </w:r>
     </w:p>
     <w:p>
       <w:pPr>
-        <w:spacing w:line="360" w:lineRule="auto" w:after="80"/>
-      </w:pPr>
-      <w:r>
-        <w:rPr>
-          <w:rFonts w:ascii="宋体" w:hAnsi="宋体" w:eastAsia="宋体"/>
-          <w:b w:val="0"/>
-          <w:sz w:val="24"/>
-        </w:rPr>
-        <w:t>1. 首页：展示网站名称、个人简介入口及主要栏目导航。</w:t>
-      </w:r>
-    </w:p>
-    <w:p>
-      <w:pPr>
-        <w:spacing w:line="360" w:lineRule="auto" w:after="80"/>
-      </w:pPr>
-      <w:r>
-        <w:rPr>
-          <w:rFonts w:ascii="宋体" w:hAnsi="宋体" w:eastAsia="宋体"/>
-          <w:b w:val="0"/>
-          <w:sz w:val="24"/>
-        </w:rPr>
-        <w:t>2. 个人简介：介绍本人基本信息、学习或工作方向等非经营性说明。</w:t>
-      </w:r>
-    </w:p>
-    <w:p>
-      <w:pPr>
-        <w:spacing w:line="360" w:lineRule="auto" w:after="80"/>
-      </w:pPr>
-      <w:r>
-        <w:rPr>
-          <w:rFonts w:ascii="宋体" w:hAnsi="宋体" w:eastAsia="宋体"/>
-          <w:b w:val="0"/>
-          <w:sz w:val="24"/>
-        </w:rPr>
-        <w:t>3. 学习分享：发布本人整理的学习笔记、阅读摘录、常见问题说明等文字内容。</w:t>
-      </w:r>
-    </w:p>
-    <w:p>
-      <w:pPr>
-        <w:spacing w:line="360" w:lineRule="auto" w:after="80"/>
-      </w:pPr>
-      <w:r>
-        <w:rPr>
-          <w:rFonts w:ascii="宋体" w:hAnsi="宋体" w:eastAsia="宋体"/>
-          <w:b w:val="0"/>
-          <w:sz w:val="24"/>
-        </w:rPr>
-        <w:t>4. 联系方式：公布本人联系电话或邮箱，仅用于必要沟通，不设置在线交易入口。</w:t>
-      </w:r>
-    </w:p>
-    <w:p>
-      <w:pPr>
-        <w:spacing w:line="360" w:lineRule="auto" w:after="80"/>
+        <w:spacing w:line="360" w:lineRule="auto" w:before="0" w:after="80"/>
         <w:ind w:firstLine="420"/>
       </w:pPr>
       <w:r>
@@ -422,103 +173,12 @@
           <w:b w:val="0"/>
           <w:sz w:val="24"/>
         </w:rPr>
-        <w:t>上述栏目内容均由本人自行撰写、编辑与更新，不开放用户注册、不开放游客评论、不设置留言板或跟帖功能。如后续新增栏目，将保证仍属于个人非经营性范围，并依法履行变更备案手续。</w:t>
+        <w:t>（4）联系方式：公布主办者本人联系电话或邮箱，仅用于必要沟通。</w:t>
       </w:r>
     </w:p>
     <w:p>
       <w:pPr>
-        <w:spacing w:before="240" w:after="120"/>
-      </w:pPr>
-      <w:r>
-        <w:rPr>
-          <w:rFonts w:ascii="宋体" w:hAnsi="宋体" w:eastAsia="宋体"/>
-          <w:b/>
-          <w:sz w:val="28"/>
-        </w:rPr>
-        <w:t>五、网站技术方案</w:t>
-      </w:r>
-    </w:p>
-    <w:p>
-      <w:pPr>
-        <w:spacing w:line="360" w:lineRule="auto" w:after="80"/>
-      </w:pPr>
-      <w:r>
-        <w:rPr>
-          <w:rFonts w:ascii="宋体" w:hAnsi="宋体" w:eastAsia="宋体"/>
-          <w:b w:val="0"/>
-          <w:sz w:val="24"/>
-        </w:rPr>
-        <w:t>1. 建站方式：采用静态页面方式建设与维护，页面内容以 HTML/CSS/JavaScript 及本地图片资源构成，不依赖复杂后台管理系统。</w:t>
-      </w:r>
-    </w:p>
-    <w:p>
-      <w:pPr>
-        <w:spacing w:line="360" w:lineRule="auto" w:after="80"/>
-      </w:pPr>
-      <w:r>
-        <w:rPr>
-          <w:rFonts w:ascii="宋体" w:hAnsi="宋体" w:eastAsia="宋体"/>
-          <w:b w:val="0"/>
-          <w:sz w:val="24"/>
-        </w:rPr>
-        <w:t>2. 部署与接入：网站部署于腾讯云相关产品，通过已申请的备案服务码完成接入；备案审核通过前，已按要求暂停/删除域名解析，不对外提供访问服务。</w:t>
-      </w:r>
-    </w:p>
-    <w:p>
-      <w:pPr>
-        <w:spacing w:line="360" w:lineRule="auto" w:after="80"/>
-      </w:pPr>
-      <w:r>
-        <w:rPr>
-          <w:rFonts w:ascii="宋体" w:hAnsi="宋体" w:eastAsia="宋体"/>
-          <w:b w:val="0"/>
-          <w:sz w:val="24"/>
-        </w:rPr>
-        <w:t>3. 域名解析：备案通过后，将域名解析至腾讯云指定接入地址；备案期间保持停止对外访问状态。</w:t>
-      </w:r>
-    </w:p>
-    <w:p>
-      <w:pPr>
-        <w:spacing w:line="360" w:lineRule="auto" w:after="80"/>
-      </w:pPr>
-      <w:r>
-        <w:rPr>
-          <w:rFonts w:ascii="宋体" w:hAnsi="宋体" w:eastAsia="宋体"/>
-          <w:b w:val="0"/>
-          <w:sz w:val="24"/>
-        </w:rPr>
-        <w:t>4. 数据与日志：网站不收集用户注册信息；如存在必要的访问日志，仅用于安全排查与故障处理，不作其他用途。</w:t>
-      </w:r>
-    </w:p>
-    <w:p>
-      <w:pPr>
-        <w:spacing w:line="360" w:lineRule="auto" w:after="80"/>
-      </w:pPr>
-      <w:r>
-        <w:rPr>
-          <w:rFonts w:ascii="宋体" w:hAnsi="宋体" w:eastAsia="宋体"/>
-          <w:b w:val="0"/>
-          <w:sz w:val="24"/>
-        </w:rPr>
-        <w:t>5. 备份机制：本人定期对网站文件进行本地备份，防止内容丢失。</w:t>
-      </w:r>
-    </w:p>
-    <w:p>
-      <w:pPr>
-        <w:spacing w:before="240" w:after="120"/>
-      </w:pPr>
-      <w:r>
-        <w:rPr>
-          <w:rFonts w:ascii="宋体" w:hAnsi="宋体" w:eastAsia="宋体"/>
-          <w:b/>
-          <w:sz w:val="28"/>
-        </w:rPr>
-        <w:t>六、信息安全与内容管理制度</w:t>
-      </w:r>
-    </w:p>
-    <w:p>
-      <w:pPr>
-        <w:spacing w:line="360" w:lineRule="auto" w:after="80"/>
+        <w:spacing w:line="360" w:lineRule="auto" w:before="0" w:after="80"/>
         <w:ind w:firstLine="420"/>
       </w:pPr>
       <w:r>
@@ -527,103 +187,25 @@
           <w:b w:val="0"/>
           <w:sz w:val="24"/>
         </w:rPr>
-        <w:t>本人作为网站主办者与日常管理人，对网站信息安全与内容安全承担主体责任，具体措施如下：</w:t>
+        <w:t>网站内容由主办者本人原创整理与维护。备案材料中将同步上传网站页面截图或设计图，作为栏目与内容说明的附件。</w:t>
       </w:r>
     </w:p>
     <w:p>
       <w:pPr>
-        <w:spacing w:line="360" w:lineRule="auto" w:after="80"/>
-      </w:pPr>
-      <w:r>
-        <w:rPr>
-          <w:rFonts w:ascii="宋体" w:hAnsi="宋体" w:eastAsia="宋体"/>
-          <w:b w:val="0"/>
-          <w:sz w:val="24"/>
-        </w:rPr>
-        <w:t>1. 内容审核：所有拟发布内容均由本人事先审核，确保不包含危害国家安全、破坏社会稳定、淫秽色情、赌博诈骗、侵权盗版及其他违法违规信息。</w:t>
-      </w:r>
-    </w:p>
-    <w:p>
-      <w:pPr>
-        <w:spacing w:line="360" w:lineRule="auto" w:after="80"/>
-      </w:pPr>
-      <w:r>
-        <w:rPr>
-          <w:rFonts w:ascii="宋体" w:hAnsi="宋体" w:eastAsia="宋体"/>
-          <w:b w:val="0"/>
-          <w:sz w:val="24"/>
-        </w:rPr>
-        <w:t>2. 来源管理：内容以本人原创整理为主；如引用公开资料，将注明来源并控制在合理范围内，不擅自发布他人隐私。</w:t>
-      </w:r>
-    </w:p>
-    <w:p>
-      <w:pPr>
-        <w:spacing w:line="360" w:lineRule="auto" w:after="80"/>
-      </w:pPr>
-      <w:r>
-        <w:rPr>
-          <w:rFonts w:ascii="宋体" w:hAnsi="宋体" w:eastAsia="宋体"/>
-          <w:b w:val="0"/>
-          <w:sz w:val="24"/>
-        </w:rPr>
-        <w:t>3. 更新维护：由本人负责网站日常维护与内容更新，发现错漏及时修正。</w:t>
-      </w:r>
-    </w:p>
-    <w:p>
-      <w:pPr>
-        <w:spacing w:line="360" w:lineRule="auto" w:after="80"/>
-      </w:pPr>
-      <w:r>
-        <w:rPr>
-          <w:rFonts w:ascii="宋体" w:hAnsi="宋体" w:eastAsia="宋体"/>
-          <w:b w:val="0"/>
-          <w:sz w:val="24"/>
-        </w:rPr>
-        <w:t>4. 账号与权限：网站管理权限仅本人掌握，不向无关第三方提供管理权限。</w:t>
-      </w:r>
-    </w:p>
-    <w:p>
-      <w:pPr>
-        <w:spacing w:line="360" w:lineRule="auto" w:after="80"/>
-      </w:pPr>
-      <w:r>
-        <w:rPr>
-          <w:rFonts w:ascii="宋体" w:hAnsi="宋体" w:eastAsia="宋体"/>
-          <w:b w:val="0"/>
-          <w:sz w:val="24"/>
-        </w:rPr>
-        <w:t>5. 有害信息处置：发现违法或不良信息时，立即删除或断开链接，保存必要记录，并按监管要求配合核查。</w:t>
-      </w:r>
-    </w:p>
-    <w:p>
-      <w:pPr>
-        <w:spacing w:line="360" w:lineRule="auto" w:after="80"/>
-      </w:pPr>
-      <w:r>
-        <w:rPr>
-          <w:rFonts w:ascii="宋体" w:hAnsi="宋体" w:eastAsia="宋体"/>
-          <w:b w:val="0"/>
-          <w:sz w:val="24"/>
-        </w:rPr>
-        <w:t>6. 配合监管：接受并配合电信主管部门、公安机关等依法实施的监督检查。</w:t>
-      </w:r>
-    </w:p>
-    <w:p>
-      <w:pPr>
-        <w:spacing w:before="240" w:after="120"/>
+        <w:spacing w:line="360" w:lineRule="auto" w:before="0" w:after="80"/>
       </w:pPr>
       <w:r>
         <w:rPr>
           <w:rFonts w:ascii="宋体" w:hAnsi="宋体" w:eastAsia="宋体"/>
           <w:b/>
-          <w:sz w:val="28"/>
+          <w:sz w:val="24"/>
         </w:rPr>
-        <w:t>七、用户个人信息保护</w:t>
+        <w:t>3. 多网站/域名用途和域名拓展使用情况</w:t>
       </w:r>
     </w:p>
     <w:p>
       <w:pPr>
-        <w:spacing w:line="360" w:lineRule="auto" w:after="80"/>
+        <w:spacing w:line="360" w:lineRule="auto" w:before="0" w:after="80"/>
         <w:ind w:firstLine="420"/>
       </w:pPr>
       <w:r>
@@ -632,90 +214,38 @@
           <w:b w:val="0"/>
           <w:sz w:val="24"/>
         </w:rPr>
-        <w:t>本网站不设用户注册、登录、评论、留言等功能，原则上不主动采集访客个人敏感信息。联系方式栏目仅展示本人对外公开的联系信息。如因沟通需要收到他人主动提供的信息，本人将仅用于回复沟通，不出售、不泄露、不用于违法用途。</w:t>
+        <w:t>本次新增备案域名为 www.黄绘莉律师.com，用于承载上述“个人学习分享”服务。根域名 黄绘莉律师.com 与 www 子域名指向同一网站内容，不另行开设其他栏目或独立站点。目前无其他网站、无其他拓展域名用途；如后续新增网站或域名，将依法办理新增或变更备案。</w:t>
       </w:r>
     </w:p>
     <w:p>
       <w:pPr>
-        <w:spacing w:before="240" w:after="120"/>
+        <w:spacing w:line="360" w:lineRule="auto" w:before="200" w:after="160"/>
       </w:pPr>
       <w:r>
         <w:rPr>
           <w:rFonts w:ascii="宋体" w:hAnsi="宋体" w:eastAsia="宋体"/>
           <w:b/>
-          <w:sz w:val="28"/>
+          <w:sz w:val="24"/>
         </w:rPr>
-        <w:t>八、应急处置预案</w:t>
+        <w:t>二、内容管理制度（包含设备配置、组网结构、使用技术和部署情况）：</w:t>
       </w:r>
     </w:p>
     <w:p>
       <w:pPr>
-        <w:spacing w:line="360" w:lineRule="auto" w:after="80"/>
-      </w:pPr>
-      <w:r>
-        <w:rPr>
-          <w:rFonts w:ascii="宋体" w:hAnsi="宋体" w:eastAsia="宋体"/>
-          <w:b w:val="0"/>
-          <w:sz w:val="24"/>
-        </w:rPr>
-        <w:t>1. 安全事件响应：发生篡改、挂马、攻击或异常访问时，立即暂停相关服务或断开访问，排查原因，修复后恢复，并视情况向接入商及主管部门报告。</w:t>
-      </w:r>
-    </w:p>
-    <w:p>
-      <w:pPr>
-        <w:spacing w:line="360" w:lineRule="auto" w:after="80"/>
-      </w:pPr>
-      <w:r>
-        <w:rPr>
-          <w:rFonts w:ascii="宋体" w:hAnsi="宋体" w:eastAsia="宋体"/>
-          <w:b w:val="0"/>
-          <w:sz w:val="24"/>
-        </w:rPr>
-        <w:t>2. 内容应急处置：接到投诉举报或发现违法违规内容，立即删除并记录处置情况。</w:t>
-      </w:r>
-    </w:p>
-    <w:p>
-      <w:pPr>
-        <w:spacing w:line="360" w:lineRule="auto" w:after="80"/>
-      </w:pPr>
-      <w:r>
-        <w:rPr>
-          <w:rFonts w:ascii="宋体" w:hAnsi="宋体" w:eastAsia="宋体"/>
-          <w:b w:val="0"/>
-          <w:sz w:val="24"/>
-        </w:rPr>
-        <w:t>3. 联系畅通：保证备案预留电话畅通，及时接收并处理监管通知。</w:t>
-      </w:r>
-    </w:p>
-    <w:p>
-      <w:pPr>
-        <w:spacing w:line="360" w:lineRule="auto" w:after="80"/>
-      </w:pPr>
-      <w:r>
-        <w:rPr>
-          <w:rFonts w:ascii="宋体" w:hAnsi="宋体" w:eastAsia="宋体"/>
-          <w:b w:val="0"/>
-          <w:sz w:val="24"/>
-        </w:rPr>
-        <w:t>4. 恢复与改进：事件处置完成后复盘原因，完善备份、权限与内容审核措施，防止再次发生。</w:t>
-      </w:r>
-    </w:p>
-    <w:p>
-      <w:pPr>
-        <w:spacing w:before="240" w:after="120"/>
+        <w:spacing w:line="360" w:lineRule="auto" w:before="0" w:after="80"/>
       </w:pPr>
       <w:r>
         <w:rPr>
           <w:rFonts w:ascii="宋体" w:hAnsi="宋体" w:eastAsia="宋体"/>
           <w:b/>
-          <w:sz w:val="28"/>
+          <w:sz w:val="24"/>
         </w:rPr>
-        <w:t>九、非经营性承诺</w:t>
+        <w:t>1. 设备配置</w:t>
       </w:r>
     </w:p>
     <w:p>
       <w:pPr>
-        <w:spacing w:line="360" w:lineRule="auto" w:after="80"/>
+        <w:spacing w:line="360" w:lineRule="auto" w:before="0" w:after="80"/>
         <w:ind w:firstLine="420"/>
       </w:pPr>
       <w:r>
@@ -724,90 +254,25 @@
           <w:b w:val="0"/>
           <w:sz w:val="24"/>
         </w:rPr>
-        <w:t>本人郑重承诺：</w:t>
+        <w:t>接入设备为腾讯云轻量应用服务器（中国大陆地域），用于取得备案服务码并完成网站接入。主机配置满足个人站点接入与日常维护需要，由主办者本人管理。</w:t>
       </w:r>
     </w:p>
     <w:p>
       <w:pPr>
-        <w:spacing w:line="360" w:lineRule="auto" w:after="80"/>
-      </w:pPr>
-      <w:r>
-        <w:rPr>
-          <w:rFonts w:ascii="宋体" w:hAnsi="宋体" w:eastAsia="宋体"/>
-          <w:b w:val="0"/>
-          <w:sz w:val="24"/>
-        </w:rPr>
-        <w:t>1. 本网站为个人非经营性互联网信息服务，不从事经营性互联网信息服务，不利用网站开展收费服务、广告招商、商品交易或商业中介活动。</w:t>
-      </w:r>
-    </w:p>
-    <w:p>
-      <w:pPr>
-        <w:spacing w:line="360" w:lineRule="auto" w:after="80"/>
-      </w:pPr>
-      <w:r>
-        <w:rPr>
-          <w:rFonts w:ascii="宋体" w:hAnsi="宋体" w:eastAsia="宋体"/>
-          <w:b w:val="0"/>
-          <w:sz w:val="24"/>
-        </w:rPr>
-        <w:t>2. 如网站服务内容、栏目、域名等事项发生变化，将及时办理备案变更或注销手续。</w:t>
-      </w:r>
-    </w:p>
-    <w:p>
-      <w:pPr>
-        <w:spacing w:line="360" w:lineRule="auto" w:after="80"/>
-      </w:pPr>
-      <w:r>
-        <w:rPr>
-          <w:rFonts w:ascii="宋体" w:hAnsi="宋体" w:eastAsia="宋体"/>
-          <w:b w:val="0"/>
-          <w:sz w:val="24"/>
-        </w:rPr>
-        <w:t>3. 严格遵守国家法律法规和湖南省通信管理局有关规定，对网站内容真实性、合法性负责。</w:t>
-      </w:r>
-    </w:p>
-    <w:p>
-      <w:pPr>
-        <w:spacing w:line="360" w:lineRule="auto" w:after="80"/>
-      </w:pPr>
-      <w:r>
-        <w:rPr>
-          <w:rFonts w:ascii="宋体" w:hAnsi="宋体" w:eastAsia="宋体"/>
-          <w:b w:val="0"/>
-          <w:sz w:val="24"/>
-        </w:rPr>
-        <w:t>4. 备案审核通过前，已停止域名解析及对外访问；未经许可不擅自恢复访问。</w:t>
-      </w:r>
-    </w:p>
-    <w:p>
-      <w:pPr>
-        <w:spacing w:line="360" w:lineRule="auto" w:after="80"/>
-      </w:pPr>
-      <w:r>
-        <w:rPr>
-          <w:rFonts w:ascii="宋体" w:hAnsi="宋体" w:eastAsia="宋体"/>
-          <w:b w:val="0"/>
-          <w:sz w:val="24"/>
-        </w:rPr>
-        <w:t>5. 本方案书所述内容真实、准确、完整。如有不实，本人承担相应法律责任。</w:t>
-      </w:r>
-    </w:p>
-    <w:p>
-      <w:pPr>
-        <w:spacing w:before="240" w:after="120"/>
+        <w:spacing w:line="360" w:lineRule="auto" w:before="0" w:after="80"/>
       </w:pPr>
       <w:r>
         <w:rPr>
           <w:rFonts w:ascii="宋体" w:hAnsi="宋体" w:eastAsia="宋体"/>
           <w:b/>
-          <w:sz w:val="28"/>
+          <w:sz w:val="24"/>
         </w:rPr>
-        <w:t>十、附则</w:t>
+        <w:t>2. 组网结构</w:t>
       </w:r>
     </w:p>
     <w:p>
       <w:pPr>
-        <w:spacing w:line="360" w:lineRule="auto" w:after="80"/>
+        <w:spacing w:line="360" w:lineRule="auto" w:before="0" w:after="80"/>
         <w:ind w:firstLine="420"/>
       </w:pPr>
       <w:r>
@@ -816,13 +281,26 @@
           <w:b w:val="0"/>
           <w:sz w:val="24"/>
         </w:rPr>
-        <w:t>本方案书一式使用于备案申请材料提交，并向湖南省通信管理局邮箱报送电子文档。未尽事宜，按照国家及湖南省有关备案管理规定执行。</w:t>
+        <w:t>采用“域名解析 + 云主机/云托管接入”方式：用户通过域名访问网站；备案审核通过前，已按管局要求暂停/删除对外解析，不对外提供访问服务；备案通过后再恢复解析并正式上线。</w:t>
       </w:r>
     </w:p>
-    <w:p/>
     <w:p>
       <w:pPr>
-        <w:spacing w:line="360" w:lineRule="auto" w:after="40"/>
+        <w:spacing w:line="360" w:lineRule="auto" w:before="0" w:after="80"/>
+      </w:pPr>
+      <w:r>
+        <w:rPr>
+          <w:rFonts w:ascii="宋体" w:hAnsi="宋体" w:eastAsia="宋体"/>
+          <w:b/>
+          <w:sz w:val="24"/>
+        </w:rPr>
+        <w:t>3. 使用技术</w:t>
+      </w:r>
+    </w:p>
+    <w:p>
+      <w:pPr>
+        <w:spacing w:line="360" w:lineRule="auto" w:before="0" w:after="80"/>
+        <w:ind w:firstLine="420"/>
       </w:pPr>
       <w:r>
         <w:rPr>
@@ -830,12 +308,26 @@
           <w:b w:val="0"/>
           <w:sz w:val="24"/>
         </w:rPr>
-        <w:t>主办者签字：______________</w:t>
+        <w:t>网站采用静态页面技术建设（HTML、CSS、JavaScript 及本地图片资源），不使用复杂后台管理系统，不开放数据库对外写入接口，不提供用户生成内容入口。</w:t>
       </w:r>
     </w:p>
     <w:p>
       <w:pPr>
-        <w:spacing w:line="360" w:lineRule="auto" w:after="40"/>
+        <w:spacing w:line="360" w:lineRule="auto" w:before="0" w:after="80"/>
+      </w:pPr>
+      <w:r>
+        <w:rPr>
+          <w:rFonts w:ascii="宋体" w:hAnsi="宋体" w:eastAsia="宋体"/>
+          <w:b/>
+          <w:sz w:val="24"/>
+        </w:rPr>
+        <w:t>4. 部署情况</w:t>
+      </w:r>
+    </w:p>
+    <w:p>
+      <w:pPr>
+        <w:spacing w:line="360" w:lineRule="auto" w:before="0" w:after="80"/>
+        <w:ind w:firstLine="420"/>
       </w:pPr>
       <w:r>
         <w:rPr>
@@ -843,13 +335,486 @@
           <w:b w:val="0"/>
           <w:sz w:val="24"/>
         </w:rPr>
-        <w:t>签字日期：____年____月____日</w:t>
+        <w:t>网站内容由主办者本人编辑后部署至腾讯云相关产品。内容更新由本人负责，更新前自行审核。管理账号与权限仅本人掌握，不向无关第三方提供管理权限。定期对网站文件进行本地备份，防止内容丢失。</w:t>
       </w:r>
     </w:p>
-    <w:p/>
     <w:p>
       <w:pPr>
-        <w:spacing w:before="240"/>
+        <w:spacing w:line="360" w:lineRule="auto" w:before="0" w:after="80"/>
+      </w:pPr>
+      <w:r>
+        <w:rPr>
+          <w:rFonts w:ascii="宋体" w:hAnsi="宋体" w:eastAsia="宋体"/>
+          <w:b/>
+          <w:sz w:val="24"/>
+        </w:rPr>
+        <w:t>5. 内容审核与发布流程</w:t>
+      </w:r>
+    </w:p>
+    <w:p>
+      <w:pPr>
+        <w:spacing w:line="360" w:lineRule="auto" w:before="0" w:after="80"/>
+        <w:ind w:firstLine="420"/>
+      </w:pPr>
+      <w:r>
+        <w:rPr>
+          <w:rFonts w:ascii="宋体" w:hAnsi="宋体" w:eastAsia="宋体"/>
+          <w:b w:val="0"/>
+          <w:sz w:val="24"/>
+        </w:rPr>
+        <w:t>拟发布内容均由主办者事先审核，确保不包含违法违规信息；确认无误后再更新上线。发现错漏立即修正。</w:t>
+      </w:r>
+    </w:p>
+    <w:p>
+      <w:pPr>
+        <w:spacing w:line="360" w:lineRule="auto" w:before="200" w:after="160"/>
+      </w:pPr>
+      <w:r>
+        <w:rPr>
+          <w:rFonts w:ascii="宋体" w:hAnsi="宋体" w:eastAsia="宋体"/>
+          <w:b/>
+          <w:sz w:val="24"/>
+        </w:rPr>
+        <w:t>三、网站安全与信息安全管理制度（包含网络安全防御措施、信息安全管控制度和应急处理方案）：</w:t>
+      </w:r>
+    </w:p>
+    <w:p>
+      <w:pPr>
+        <w:spacing w:line="360" w:lineRule="auto" w:before="0" w:after="80"/>
+      </w:pPr>
+      <w:r>
+        <w:rPr>
+          <w:rFonts w:ascii="宋体" w:hAnsi="宋体" w:eastAsia="宋体"/>
+          <w:b/>
+          <w:sz w:val="24"/>
+        </w:rPr>
+        <w:t>1. 网络安全防御措施</w:t>
+      </w:r>
+    </w:p>
+    <w:p>
+      <w:pPr>
+        <w:spacing w:line="360" w:lineRule="auto" w:before="0" w:after="80"/>
+        <w:ind w:firstLine="420"/>
+      </w:pPr>
+      <w:r>
+        <w:rPr>
+          <w:rFonts w:ascii="宋体" w:hAnsi="宋体" w:eastAsia="宋体"/>
+          <w:b w:val="0"/>
+          <w:sz w:val="24"/>
+        </w:rPr>
+        <w:t>（1）接入腾讯云后启用基础安全防护能力，限制不必要的高危端口暴露。</w:t>
+      </w:r>
+    </w:p>
+    <w:p>
+      <w:pPr>
+        <w:spacing w:line="360" w:lineRule="auto" w:before="0" w:after="80"/>
+        <w:ind w:firstLine="420"/>
+      </w:pPr>
+      <w:r>
+        <w:rPr>
+          <w:rFonts w:ascii="宋体" w:hAnsi="宋体" w:eastAsia="宋体"/>
+          <w:b w:val="0"/>
+          <w:sz w:val="24"/>
+        </w:rPr>
+        <w:t>（2）管理权限仅本人持有，使用复杂口令并妥善保管，不向无关人员泄露。</w:t>
+      </w:r>
+    </w:p>
+    <w:p>
+      <w:pPr>
+        <w:spacing w:line="360" w:lineRule="auto" w:before="0" w:after="80"/>
+        <w:ind w:firstLine="420"/>
+      </w:pPr>
+      <w:r>
+        <w:rPr>
+          <w:rFonts w:ascii="宋体" w:hAnsi="宋体" w:eastAsia="宋体"/>
+          <w:b w:val="0"/>
+          <w:sz w:val="24"/>
+        </w:rPr>
+        <w:t>（3）网站以静态内容为主，降低后台入侵与数据拖库风险。</w:t>
+      </w:r>
+    </w:p>
+    <w:p>
+      <w:pPr>
+        <w:spacing w:line="360" w:lineRule="auto" w:before="0" w:after="80"/>
+        <w:ind w:firstLine="420"/>
+      </w:pPr>
+      <w:r>
+        <w:rPr>
+          <w:rFonts w:ascii="宋体" w:hAnsi="宋体" w:eastAsia="宋体"/>
+          <w:b w:val="0"/>
+          <w:sz w:val="24"/>
+        </w:rPr>
+        <w:t>（4）备案通过后优先启用 HTTPS 访问，降低传输窃听与篡改风险。</w:t>
+      </w:r>
+    </w:p>
+    <w:p>
+      <w:pPr>
+        <w:spacing w:line="360" w:lineRule="auto" w:before="0" w:after="80"/>
+      </w:pPr>
+      <w:r>
+        <w:rPr>
+          <w:rFonts w:ascii="宋体" w:hAnsi="宋体" w:eastAsia="宋体"/>
+          <w:b/>
+          <w:sz w:val="24"/>
+        </w:rPr>
+        <w:t>2. 信息安全管控制度</w:t>
+      </w:r>
+    </w:p>
+    <w:p>
+      <w:pPr>
+        <w:spacing w:line="360" w:lineRule="auto" w:before="0" w:after="80"/>
+        <w:ind w:firstLine="420"/>
+      </w:pPr>
+      <w:r>
+        <w:rPr>
+          <w:rFonts w:ascii="宋体" w:hAnsi="宋体" w:eastAsia="宋体"/>
+          <w:b w:val="0"/>
+          <w:sz w:val="24"/>
+        </w:rPr>
+        <w:t>（1）内容安全：发布前审核，禁止危害国家安全、破坏社会稳定、淫秽色情、赌博诈骗、侵权盗版及其他违法违规信息。</w:t>
+      </w:r>
+    </w:p>
+    <w:p>
+      <w:pPr>
+        <w:spacing w:line="360" w:lineRule="auto" w:before="0" w:after="80"/>
+        <w:ind w:firstLine="420"/>
+      </w:pPr>
+      <w:r>
+        <w:rPr>
+          <w:rFonts w:ascii="宋体" w:hAnsi="宋体" w:eastAsia="宋体"/>
+          <w:b w:val="0"/>
+          <w:sz w:val="24"/>
+        </w:rPr>
+        <w:t>（2）来源管理：以本人整理内容为主；引用公开资料时注明来源，不擅自公开他人隐私。</w:t>
+      </w:r>
+    </w:p>
+    <w:p>
+      <w:pPr>
+        <w:spacing w:line="360" w:lineRule="auto" w:before="0" w:after="80"/>
+        <w:ind w:firstLine="420"/>
+      </w:pPr>
+      <w:r>
+        <w:rPr>
+          <w:rFonts w:ascii="宋体" w:hAnsi="宋体" w:eastAsia="宋体"/>
+          <w:b w:val="0"/>
+          <w:sz w:val="24"/>
+        </w:rPr>
+        <w:t>（3）个人信息保护：不设注册、登录、评论、留言功能，不主动采集访客个人敏感信息；他人主动提供的联系信息仅用于回复沟通，不出售、不泄露。</w:t>
+      </w:r>
+    </w:p>
+    <w:p>
+      <w:pPr>
+        <w:spacing w:line="360" w:lineRule="auto" w:before="0" w:after="80"/>
+        <w:ind w:firstLine="420"/>
+      </w:pPr>
+      <w:r>
+        <w:rPr>
+          <w:rFonts w:ascii="宋体" w:hAnsi="宋体" w:eastAsia="宋体"/>
+          <w:b w:val="0"/>
+          <w:sz w:val="24"/>
+        </w:rPr>
+        <w:t>（4）日志与权限：如产生访问或运维日志，仅用于安全排查与故障处理；定期检查权限配置。</w:t>
+      </w:r>
+    </w:p>
+    <w:p>
+      <w:pPr>
+        <w:spacing w:line="360" w:lineRule="auto" w:before="0" w:after="80"/>
+        <w:ind w:firstLine="420"/>
+      </w:pPr>
+      <w:r>
+        <w:rPr>
+          <w:rFonts w:ascii="宋体" w:hAnsi="宋体" w:eastAsia="宋体"/>
+          <w:b w:val="0"/>
+          <w:sz w:val="24"/>
+        </w:rPr>
+        <w:t>（5）配合监管：接受并配合电信主管部门、公安机关等依法监督检查。</w:t>
+      </w:r>
+    </w:p>
+    <w:p>
+      <w:pPr>
+        <w:spacing w:line="360" w:lineRule="auto" w:before="0" w:after="80"/>
+      </w:pPr>
+      <w:r>
+        <w:rPr>
+          <w:rFonts w:ascii="宋体" w:hAnsi="宋体" w:eastAsia="宋体"/>
+          <w:b/>
+          <w:sz w:val="24"/>
+        </w:rPr>
+        <w:t>3. 应急处理方案</w:t>
+      </w:r>
+    </w:p>
+    <w:p>
+      <w:pPr>
+        <w:spacing w:line="360" w:lineRule="auto" w:before="0" w:after="80"/>
+        <w:ind w:firstLine="420"/>
+      </w:pPr>
+      <w:r>
+        <w:rPr>
+          <w:rFonts w:ascii="宋体" w:hAnsi="宋体" w:eastAsia="宋体"/>
+          <w:b w:val="0"/>
+          <w:sz w:val="24"/>
+        </w:rPr>
+        <w:t>（1）发生网页篡改、挂马、攻击或异常访问时，立即暂停访问或断开服务，排查并修复后恢复，必要时向接入商及主管部门报告。</w:t>
+      </w:r>
+    </w:p>
+    <w:p>
+      <w:pPr>
+        <w:spacing w:line="360" w:lineRule="auto" w:before="0" w:after="80"/>
+        <w:ind w:firstLine="420"/>
+      </w:pPr>
+      <w:r>
+        <w:rPr>
+          <w:rFonts w:ascii="宋体" w:hAnsi="宋体" w:eastAsia="宋体"/>
+          <w:b w:val="0"/>
+          <w:sz w:val="24"/>
+        </w:rPr>
+        <w:t>（2）接到投诉举报或发现违法违规内容时，立即删除并记录处置情况。</w:t>
+      </w:r>
+    </w:p>
+    <w:p>
+      <w:pPr>
+        <w:spacing w:line="360" w:lineRule="auto" w:before="0" w:after="80"/>
+        <w:ind w:firstLine="420"/>
+      </w:pPr>
+      <w:r>
+        <w:rPr>
+          <w:rFonts w:ascii="宋体" w:hAnsi="宋体" w:eastAsia="宋体"/>
+          <w:b w:val="0"/>
+          <w:sz w:val="24"/>
+        </w:rPr>
+        <w:t>（3）保证备案预留电话畅通，及时接收并处理监管通知。</w:t>
+      </w:r>
+    </w:p>
+    <w:p>
+      <w:pPr>
+        <w:spacing w:line="360" w:lineRule="auto" w:before="0" w:after="80"/>
+        <w:ind w:firstLine="420"/>
+      </w:pPr>
+      <w:r>
+        <w:rPr>
+          <w:rFonts w:ascii="宋体" w:hAnsi="宋体" w:eastAsia="宋体"/>
+          <w:b w:val="0"/>
+          <w:sz w:val="24"/>
+        </w:rPr>
+        <w:t>（4）事件处置完成后复盘改进，完善备份、权限与内容审核措施。</w:t>
+      </w:r>
+    </w:p>
+    <w:p>
+      <w:pPr>
+        <w:spacing w:line="360" w:lineRule="auto" w:before="200" w:after="160"/>
+      </w:pPr>
+      <w:r>
+        <w:rPr>
+          <w:rFonts w:ascii="宋体" w:hAnsi="宋体" w:eastAsia="宋体"/>
+          <w:b/>
+          <w:sz w:val="24"/>
+        </w:rPr>
+        <w:t>四、域名管理（域名负责人，域名有效期，域名过期处理措施）：</w:t>
+      </w:r>
+    </w:p>
+    <w:p>
+      <w:pPr>
+        <w:spacing w:line="360" w:lineRule="auto" w:before="0" w:after="80"/>
+      </w:pPr>
+      <w:r>
+        <w:rPr>
+          <w:rFonts w:ascii="宋体" w:hAnsi="宋体" w:eastAsia="宋体"/>
+          <w:b/>
+          <w:sz w:val="24"/>
+        </w:rPr>
+        <w:t>1. 域名负责人</w:t>
+      </w:r>
+    </w:p>
+    <w:p>
+      <w:pPr>
+        <w:spacing w:line="360" w:lineRule="auto" w:before="0" w:after="80"/>
+        <w:ind w:firstLine="420"/>
+      </w:pPr>
+      <w:r>
+        <w:rPr>
+          <w:rFonts w:ascii="宋体" w:hAnsi="宋体" w:eastAsia="宋体"/>
+          <w:b w:val="0"/>
+          <w:sz w:val="24"/>
+        </w:rPr>
+        <w:t>域名负责人为备案主办者汪尚权，负责域名续费、解析变更、实名信息维护及与接入商、注册商的沟通协调。</w:t>
+      </w:r>
+    </w:p>
+    <w:p>
+      <w:pPr>
+        <w:spacing w:line="360" w:lineRule="auto" w:before="0" w:after="80"/>
+      </w:pPr>
+      <w:r>
+        <w:rPr>
+          <w:rFonts w:ascii="宋体" w:hAnsi="宋体" w:eastAsia="宋体"/>
+          <w:b/>
+          <w:sz w:val="24"/>
+        </w:rPr>
+        <w:t>2. 域名有效期</w:t>
+      </w:r>
+    </w:p>
+    <w:p>
+      <w:pPr>
+        <w:spacing w:line="360" w:lineRule="auto" w:before="0" w:after="80"/>
+        <w:ind w:firstLine="420"/>
+      </w:pPr>
+      <w:r>
+        <w:rPr>
+          <w:rFonts w:ascii="宋体" w:hAnsi="宋体" w:eastAsia="宋体"/>
+          <w:b w:val="0"/>
+          <w:sz w:val="24"/>
+        </w:rPr>
+        <w:t>域名 黄绘莉律师.com（含 www.黄绘莉律师.com）已完成实名认证，由主办者按注册商规则按时续费，确保域名处于有效期内。具体到期日以域名注册商（阿里云）查询结果为准，主办者将在到期前完成续费。</w:t>
+      </w:r>
+    </w:p>
+    <w:p>
+      <w:pPr>
+        <w:spacing w:line="360" w:lineRule="auto" w:before="0" w:after="80"/>
+      </w:pPr>
+      <w:r>
+        <w:rPr>
+          <w:rFonts w:ascii="宋体" w:hAnsi="宋体" w:eastAsia="宋体"/>
+          <w:b/>
+          <w:sz w:val="24"/>
+        </w:rPr>
+        <w:t>3. 域名过期处理措施</w:t>
+      </w:r>
+    </w:p>
+    <w:p>
+      <w:pPr>
+        <w:spacing w:line="360" w:lineRule="auto" w:before="0" w:after="80"/>
+        <w:ind w:firstLine="420"/>
+      </w:pPr>
+      <w:r>
+        <w:rPr>
+          <w:rFonts w:ascii="宋体" w:hAnsi="宋体" w:eastAsia="宋体"/>
+          <w:b w:val="0"/>
+          <w:sz w:val="24"/>
+        </w:rPr>
+        <w:t>（1）到期前30日内启动续费提醒与续费操作，避免域名过期。</w:t>
+      </w:r>
+    </w:p>
+    <w:p>
+      <w:pPr>
+        <w:spacing w:line="360" w:lineRule="auto" w:before="0" w:after="80"/>
+        <w:ind w:firstLine="420"/>
+      </w:pPr>
+      <w:r>
+        <w:rPr>
+          <w:rFonts w:ascii="宋体" w:hAnsi="宋体" w:eastAsia="宋体"/>
+          <w:b w:val="0"/>
+          <w:sz w:val="24"/>
+        </w:rPr>
+        <w:t>（2）如因疏忽导致过期，立即联系注册商办理赎回或恢复；短期内无法恢复的，暂停网站对外服务。</w:t>
+      </w:r>
+    </w:p>
+    <w:p>
+      <w:pPr>
+        <w:spacing w:line="360" w:lineRule="auto" w:before="0" w:after="80"/>
+        <w:ind w:firstLine="420"/>
+      </w:pPr>
+      <w:r>
+        <w:rPr>
+          <w:rFonts w:ascii="宋体" w:hAnsi="宋体" w:eastAsia="宋体"/>
+          <w:b w:val="0"/>
+          <w:sz w:val="24"/>
+        </w:rPr>
+        <w:t>（3）域名不再使用时，及时办理备案注销，并停止解析与网站服务。</w:t>
+      </w:r>
+    </w:p>
+    <w:p>
+      <w:pPr>
+        <w:spacing w:line="360" w:lineRule="auto" w:before="0" w:after="80"/>
+        <w:ind w:firstLine="420"/>
+      </w:pPr>
+      <w:r>
+        <w:rPr>
+          <w:rFonts w:ascii="宋体" w:hAnsi="宋体" w:eastAsia="宋体"/>
+          <w:b w:val="0"/>
+          <w:sz w:val="24"/>
+        </w:rPr>
+        <w:t>（4）域名信息不发生买卖、出租等交易行为；如域名主体或使用情况变化，依法办理备案变更。</w:t>
+      </w:r>
+    </w:p>
+    <w:p>
+      <w:pPr>
+        <w:spacing w:line="360" w:lineRule="auto" w:before="200" w:after="160"/>
+      </w:pPr>
+      <w:r>
+        <w:rPr>
+          <w:rFonts w:ascii="宋体" w:hAnsi="宋体" w:eastAsia="宋体"/>
+          <w:b/>
+          <w:sz w:val="24"/>
+        </w:rPr>
+        <w:t>五、承诺：</w:t>
+      </w:r>
+    </w:p>
+    <w:p>
+      <w:pPr>
+        <w:spacing w:line="360" w:lineRule="auto" w:before="0" w:after="80"/>
+        <w:ind w:firstLine="420"/>
+      </w:pPr>
+      <w:r>
+        <w:rPr>
+          <w:rFonts w:ascii="宋体" w:hAnsi="宋体" w:eastAsia="宋体"/>
+          <w:b w:val="0"/>
+          <w:sz w:val="24"/>
+        </w:rPr>
+        <w:t>本人郑重承诺：本网站是个人网站，本人承诺网站不含有企业、单位等非个人网站的信息，如有违反以上承诺的行为，或发现已备案主体信息有误、网站实际开办内容与备案信息不一致，已备案域名有交易行为、网站内容涉及九不准等违法违规内容，自愿接受接入服务商和通信管理部门关闭网站、注销备案并列入黑名单等处罚。</w:t>
+      </w:r>
+    </w:p>
+    <w:p>
+      <w:pPr>
+        <w:spacing w:line="360" w:lineRule="auto" w:before="0" w:after="80"/>
+      </w:pPr>
+      <w:r>
+        <w:rPr>
+          <w:rFonts w:ascii="宋体" w:hAnsi="宋体" w:eastAsia="宋体"/>
+          <w:b w:val="0"/>
+          <w:sz w:val="24"/>
+        </w:rPr>
+      </w:r>
+    </w:p>
+    <w:p>
+      <w:pPr>
+        <w:spacing w:line="360" w:lineRule="auto" w:before="0" w:after="80"/>
+      </w:pPr>
+      <w:r>
+        <w:rPr>
+          <w:rFonts w:ascii="宋体" w:hAnsi="宋体" w:eastAsia="宋体"/>
+          <w:b w:val="0"/>
+          <w:sz w:val="24"/>
+        </w:rPr>
+        <w:t>网站主办者签名：汪尚权（亲笔签字）</w:t>
+      </w:r>
+    </w:p>
+    <w:p>
+      <w:pPr>
+        <w:spacing w:line="360" w:lineRule="auto" w:before="0" w:after="80"/>
+      </w:pPr>
+      <w:r>
+        <w:rPr>
+          <w:rFonts w:ascii="宋体" w:hAnsi="宋体" w:eastAsia="宋体"/>
+          <w:b w:val="0"/>
+          <w:sz w:val="24"/>
+        </w:rPr>
+        <w:t>日　　　期：　　　年　　　月　　　日</w:t>
+      </w:r>
+    </w:p>
+    <w:p>
+      <w:pPr>
+        <w:spacing w:line="360" w:lineRule="auto" w:before="0" w:after="80"/>
+      </w:pPr>
+      <w:r>
+        <w:rPr>
+          <w:rFonts w:ascii="宋体" w:hAnsi="宋体" w:eastAsia="宋体"/>
+          <w:b w:val="0"/>
+          <w:sz w:val="24"/>
+        </w:rPr>
+      </w:r>
+    </w:p>
+    <w:p>
+      <w:pPr>
+        <w:spacing w:line="360" w:lineRule="auto" w:before="0" w:after="80"/>
       </w:pPr>
       <w:r>
         <w:rPr>
@@ -857,7 +822,7 @@
           <w:b w:val="0"/>
           <w:sz w:val="20"/>
         </w:rPr>
-        <w:t>（本页为个人备案网站建设方案书末页，请本人亲笔签字后扫描或拍照上传；PDF 文件请以主办者全称命名，并按管局要求发送至 hunan_beian@163.com。）</w:t>
+        <w:t>（请本人亲笔签字并填写日期。上传备案系统补充材料时用图片格式；另将签字后的 PDF 发送至 hunan_beian@163.com，邮件主题为：接入商（腾讯云计算（北京）有限责任公司广州分公司）+汪尚权；并在审核系统备注中写明发件邮箱及发件日期。）</w:t>
       </w:r>
     </w:p>
     <w:sectPr>

--- a/hunan-icp-website-plan.docx
+++ b/hunan-icp-website-plan.docx
@@ -39,7 +39,7 @@
           <w:b w:val="0"/>
           <w:sz w:val="24"/>
         </w:rPr>
-        <w:t>新增服务名称：个人学习分享</w:t>
+        <w:t>新增服务名称：个人介绍</w:t>
       </w:r>
     </w:p>
     <w:p>
@@ -104,7 +104,7 @@
           <w:b w:val="0"/>
           <w:sz w:val="24"/>
         </w:rPr>
-        <w:t>本网站为个人非经营性互联网信息服务站点，主要用于个人学习笔记整理、资料归集与一般信息展示，不开展在线交易、收费服务、广告招商或商业推广，不设立用户注册、评论、论坛等互动功能。</w:t>
+        <w:t>本网站为个人非经营性互联网信息服务站点，定位为个人介绍／个人名片页，用于展示主办者个人基本信息、简要说明及联系方式，方便本人对外自我介绍与必要沟通。网站不开展在线交易、收费服务、广告招商或商业推广，不设立用户注册、评论、论坛等互动功能。</w:t>
       </w:r>
     </w:p>
     <w:p>
@@ -131,7 +131,7 @@
           <w:b w:val="0"/>
           <w:sz w:val="24"/>
         </w:rPr>
-        <w:t>（1）首页：展示网站名称、主要栏目导航及简要说明。</w:t>
+        <w:t>（1）首页：展示个人姓名或网站名称、照片或形象展示、一句简要介绍及主要栏目导航。</w:t>
       </w:r>
     </w:p>
     <w:p>
@@ -145,7 +145,7 @@
           <w:b w:val="0"/>
           <w:sz w:val="24"/>
         </w:rPr>
-        <w:t>（2）个人简介：介绍主办者个人基本情况及学习方向等非经营性信息。</w:t>
+        <w:t>（2）个人介绍：介绍主办者个人基本情况、经历或方向等非经营性信息，相当于电子名片中的简介部分。</w:t>
       </w:r>
     </w:p>
     <w:p>
@@ -159,7 +159,7 @@
           <w:b w:val="0"/>
           <w:sz w:val="24"/>
         </w:rPr>
-        <w:t>（3）学习分享：发布个人学习笔记、阅读摘录、资料整理与一般说明性文字。</w:t>
+        <w:t>（3）联系方式：公布主办者本人联系电话或邮箱，仅用于必要沟通，不设置在线交易、预约下单或支付入口。</w:t>
       </w:r>
     </w:p>
     <w:p>
@@ -173,21 +173,7 @@
           <w:b w:val="0"/>
           <w:sz w:val="24"/>
         </w:rPr>
-        <w:t>（4）联系方式：公布主办者本人联系电话或邮箱，仅用于必要沟通。</w:t>
-      </w:r>
-    </w:p>
-    <w:p>
-      <w:pPr>
-        <w:spacing w:line="360" w:lineRule="auto" w:before="0" w:after="80"/>
-        <w:ind w:firstLine="420"/>
-      </w:pPr>
-      <w:r>
-        <w:rPr>
-          <w:rFonts w:ascii="宋体" w:hAnsi="宋体" w:eastAsia="宋体"/>
-          <w:b w:val="0"/>
-          <w:sz w:val="24"/>
-        </w:rPr>
-        <w:t>网站内容由主办者本人原创整理与维护。备案材料中将同步上传网站页面截图或设计图，作为栏目与内容说明的附件。</w:t>
+        <w:t>网站内容由主办者本人整理与维护。备案材料中将同步上传网站页面截图或设计图，作为栏目与内容说明的附件。</w:t>
       </w:r>
     </w:p>
     <w:p>
@@ -214,7 +200,7 @@
           <w:b w:val="0"/>
           <w:sz w:val="24"/>
         </w:rPr>
-        <w:t>本次新增备案域名为 www.黄绘莉律师.com，用于承载上述“个人学习分享”服务。根域名 黄绘莉律师.com 与 www 子域名指向同一网站内容，不另行开设其他栏目或独立站点。目前无其他网站、无其他拓展域名用途；如后续新增网站或域名，将依法办理新增或变更备案。</w:t>
+        <w:t>本次新增备案域名为 www.黄绘莉律师.com，用于承载上述“个人介绍”服务。根域名 黄绘莉律师.com 与 www 子域名指向同一网站内容，不另行开设其他栏目或独立站点。目前无其他网站、无其他拓展域名用途；如后续新增网站或域名，将依法办理新增或变更备案。</w:t>
       </w:r>
     </w:p>
     <w:p>
@@ -308,7 +294,7 @@
           <w:b w:val="0"/>
           <w:sz w:val="24"/>
         </w:rPr>
-        <w:t>网站采用静态页面技术建设（HTML、CSS、JavaScript 及本地图片资源），不使用复杂后台管理系统，不开放数据库对外写入接口，不提供用户生成内容入口。</w:t>
+        <w:t>网站采用静态页面技术建设（HTML、CSS、JavaScript 及本地图片资源），以个人介绍／名片页形式呈现，不使用复杂后台管理系统，不开放数据库对外写入接口，不提供用户生成内容入口。</w:t>
       </w:r>
     </w:p>
     <w:p>
@@ -485,7 +471,7 @@
           <w:b w:val="0"/>
           <w:sz w:val="24"/>
         </w:rPr>
-        <w:t>（2）来源管理：以本人整理内容为主；引用公开资料时注明来源，不擅自公开他人隐私。</w:t>
+        <w:t>（2）来源管理：以本人整理的个人介绍信息为主；引用公开资料时注明来源，不擅自公开他人隐私。</w:t>
       </w:r>
     </w:p>
     <w:p>

--- a/hunan-icp-website-plan.docx
+++ b/hunan-icp-website-plan.docx
@@ -69,6 +69,61 @@
     </w:p>
     <w:p>
       <w:pPr>
+        <w:spacing w:line="360" w:lineRule="auto" w:before="120" w:after="160"/>
+      </w:pPr>
+      <w:r>
+        <w:rPr>
+          <w:rFonts w:ascii="宋体" w:hAnsi="宋体" w:eastAsia="宋体"/>
+          <w:b/>
+          <w:sz w:val="24"/>
+        </w:rPr>
+        <w:t>〇、主办者与网站展示人物关系说明</w:t>
+      </w:r>
+    </w:p>
+    <w:p>
+      <w:pPr>
+        <w:spacing w:line="360" w:lineRule="auto" w:before="0" w:after="80"/>
+        <w:ind w:firstLine="420"/>
+      </w:pPr>
+      <w:r>
+        <w:rPr>
+          <w:rFonts w:ascii="宋体" w:hAnsi="宋体" w:eastAsia="宋体"/>
+          <w:b w:val="0"/>
+          <w:sz w:val="24"/>
+        </w:rPr>
+        <w:t>备案主办者为汪尚权。网站页面及域名中展示的姓名为黄绘莉。汪尚权与黄绘莉系亲属关系（具体为：【请填写，如：父女 / 母子 / 夫妻 / 其他亲属】）。</w:t>
+      </w:r>
+    </w:p>
+    <w:p>
+      <w:pPr>
+        <w:spacing w:line="360" w:lineRule="auto" w:before="0" w:after="80"/>
+        <w:ind w:firstLine="420"/>
+      </w:pPr>
+      <w:r>
+        <w:rPr>
+          <w:rFonts w:ascii="宋体" w:hAnsi="宋体" w:eastAsia="宋体"/>
+          <w:b w:val="0"/>
+          <w:sz w:val="24"/>
+        </w:rPr>
+        <w:t>本网站由主办者汪尚权出资建设、接入备案并负责日常管理维护，用于亲属黄绘莉的个人介绍／电子名片展示及必要联系。网站为个人非经营性互联网信息服务，不代表任何企业、单位开办，不开展经营性互联网信息服务。</w:t>
+      </w:r>
+    </w:p>
+    <w:p>
+      <w:pPr>
+        <w:spacing w:line="360" w:lineRule="auto" w:before="0" w:after="80"/>
+        <w:ind w:firstLine="420"/>
+      </w:pPr>
+      <w:r>
+        <w:rPr>
+          <w:rFonts w:ascii="宋体" w:hAnsi="宋体" w:eastAsia="宋体"/>
+          <w:b w:val="0"/>
+          <w:sz w:val="24"/>
+        </w:rPr>
+        <w:t>黄绘莉已知悉并同意：将其姓名、个人介绍信息、照片等用于本网站展示；同意域名 www.黄绘莉律师.com（及根域名 黄绘莉律师.com）由主办者汪尚权办理非经营性互联网信息服务备案并用于上述个人介绍用途。如主管部门要求补充授权材料，本人将另行提交黄绘莉亲笔签字的书面同意/授权说明。</w:t>
+      </w:r>
+    </w:p>
+    <w:p>
+      <w:pPr>
         <w:spacing w:line="360" w:lineRule="auto" w:before="200" w:after="160"/>
       </w:pPr>
       <w:r>
@@ -104,7 +159,7 @@
           <w:b w:val="0"/>
           <w:sz w:val="24"/>
         </w:rPr>
-        <w:t>本网站为个人非经营性互联网信息服务站点，定位为个人介绍／个人名片页，用于展示主办者个人基本信息、简要说明及联系方式，方便本人对外自我介绍与必要沟通。网站不开展在线交易、收费服务、广告招商或商业推广，不设立用户注册、评论、论坛等互动功能。</w:t>
+        <w:t>本网站为个人非经营性互联网信息服务站点，定位为个人介绍／个人名片页，用于展示黄绘莉个人基本信息、简要说明及联系方式，方便对外自我介绍与必要沟通。网站由主办者汪尚权建设管理。网站不开展在线交易、收费服务、广告招商或商业推广，不设立用户注册、评论、论坛等互动功能。</w:t>
       </w:r>
     </w:p>
     <w:p>
@@ -145,7 +200,7 @@
           <w:b w:val="0"/>
           <w:sz w:val="24"/>
         </w:rPr>
-        <w:t>（2）个人介绍：介绍主办者个人基本情况、经历或方向等非经营性信息，相当于电子名片中的简介部分。</w:t>
+        <w:t>（2）个人介绍：介绍黄绘莉个人基本情况、经历或方向等非经营性信息，相当于电子名片中的简介部分。</w:t>
       </w:r>
     </w:p>
     <w:p>
@@ -159,7 +214,7 @@
           <w:b w:val="0"/>
           <w:sz w:val="24"/>
         </w:rPr>
-        <w:t>（3）联系方式：公布主办者本人联系电话或邮箱，仅用于必要沟通，不设置在线交易、预约下单或支付入口。</w:t>
+        <w:t>（3）联系方式：公布联系电话或邮箱，仅用于必要沟通，不设置在线交易、预约下单或支付入口。</w:t>
       </w:r>
     </w:p>
     <w:p>
@@ -173,7 +228,7 @@
           <w:b w:val="0"/>
           <w:sz w:val="24"/>
         </w:rPr>
-        <w:t>网站内容由主办者本人整理与维护。备案材料中将同步上传网站页面截图或设计图，作为栏目与内容说明的附件。</w:t>
+        <w:t>网站内容由主办者组织整理与维护，展示信息已经黄绘莉确认。备案材料中将同步上传网站页面截图或设计图，作为栏目与内容说明的附件。</w:t>
       </w:r>
     </w:p>
     <w:p>
@@ -240,7 +295,7 @@
           <w:b w:val="0"/>
           <w:sz w:val="24"/>
         </w:rPr>
-        <w:t>接入设备为腾讯云轻量应用服务器（中国大陆地域），用于取得备案服务码并完成网站接入。主机配置满足个人站点接入与日常维护需要，由主办者本人管理。</w:t>
+        <w:t>接入设备为腾讯云轻量应用服务器（中国大陆地域），用于取得备案服务码并完成网站接入。主机配置满足个人站点接入与日常维护需要，由主办者汪尚权管理。</w:t>
       </w:r>
     </w:p>
     <w:p>
@@ -321,7 +376,7 @@
           <w:b w:val="0"/>
           <w:sz w:val="24"/>
         </w:rPr>
-        <w:t>网站内容由主办者本人编辑后部署至腾讯云相关产品。内容更新由本人负责，更新前自行审核。管理账号与权限仅本人掌握，不向无关第三方提供管理权限。定期对网站文件进行本地备份，防止内容丢失。</w:t>
+        <w:t>网站内容由主办者编辑部署至腾讯云相关产品，展示信息经黄绘莉确认。管理账号与权限由主办者掌握。定期对网站文件进行本地备份，防止内容丢失。</w:t>
       </w:r>
     </w:p>
     <w:p>
@@ -348,7 +403,7 @@
           <w:b w:val="0"/>
           <w:sz w:val="24"/>
         </w:rPr>
-        <w:t>拟发布内容均由主办者事先审核，确保不包含违法违规信息；确认无误后再更新上线。发现错漏立即修正。</w:t>
+        <w:t>拟发布内容由主办者事先审核，涉及黄绘莉个人介绍信息的，更新前与其确认；确保不包含违法违规信息后再上线。发现错漏立即修正。</w:t>
       </w:r>
     </w:p>
     <w:p>
@@ -402,7 +457,7 @@
           <w:b w:val="0"/>
           <w:sz w:val="24"/>
         </w:rPr>
-        <w:t>（2）管理权限仅本人持有，使用复杂口令并妥善保管，不向无关人员泄露。</w:t>
+        <w:t>（2）管理权限由主办者持有，使用复杂口令并妥善保管，不向无关人员泄露。</w:t>
       </w:r>
     </w:p>
     <w:p>
@@ -471,7 +526,7 @@
           <w:b w:val="0"/>
           <w:sz w:val="24"/>
         </w:rPr>
-        <w:t>（2）来源管理：以本人整理的个人介绍信息为主；引用公开资料时注明来源，不擅自公开他人隐私。</w:t>
+        <w:t>（2）来源管理：以经确认的个人介绍信息为主；引用公开资料时注明来源，不擅自公开他人隐私。</w:t>
       </w:r>
     </w:p>
     <w:p>
@@ -806,9 +861,47 @@
         <w:rPr>
           <w:rFonts w:ascii="宋体" w:hAnsi="宋体" w:eastAsia="宋体"/>
           <w:b w:val="0"/>
+          <w:sz w:val="24"/>
+        </w:rPr>
+        <w:t>黄绘莉确认意见（如需一并提交）：本人同意汪尚权作为主办者为本网站办理非经营性互联网信息服务备案，并同意将本人姓名、个人介绍信息及照片用于本网站个人介绍／名片展示。</w:t>
+      </w:r>
+    </w:p>
+    <w:p>
+      <w:pPr>
+        <w:spacing w:line="360" w:lineRule="auto" w:before="0" w:after="80"/>
+      </w:pPr>
+      <w:r>
+        <w:rPr>
+          <w:rFonts w:ascii="宋体" w:hAnsi="宋体" w:eastAsia="宋体"/>
+          <w:b w:val="0"/>
+          <w:sz w:val="24"/>
+        </w:rPr>
+        <w:t>黄绘莉签名：______________　　日期：　　年　　月　　日</w:t>
+      </w:r>
+    </w:p>
+    <w:p>
+      <w:pPr>
+        <w:spacing w:line="360" w:lineRule="auto" w:before="0" w:after="80"/>
+      </w:pPr>
+      <w:r>
+        <w:rPr>
+          <w:rFonts w:ascii="宋体" w:hAnsi="宋体" w:eastAsia="宋体"/>
+          <w:b w:val="0"/>
+          <w:sz w:val="24"/>
+        </w:rPr>
+      </w:r>
+    </w:p>
+    <w:p>
+      <w:pPr>
+        <w:spacing w:line="360" w:lineRule="auto" w:before="0" w:after="80"/>
+      </w:pPr>
+      <w:r>
+        <w:rPr>
+          <w:rFonts w:ascii="宋体" w:hAnsi="宋体" w:eastAsia="宋体"/>
+          <w:b w:val="0"/>
           <w:sz w:val="20"/>
         </w:rPr>
-        <w:t>（请本人亲笔签字并填写日期。上传备案系统补充材料时用图片格式；另将签字后的 PDF 发送至 hunan_beian@163.com，邮件主题为：接入商（腾讯云计算（北京）有限责任公司广州分公司）+汪尚权；并在审核系统备注中写明发件邮箱及发件日期。）</w:t>
+        <w:t>（请双方亲笔签字并填写日期。上传备案系统补充材料时用图片格式；另将签字后的 PDF 发送至 hunan_beian@163.com，邮件主题为：接入商（腾讯云计算（北京）有限责任公司广州分公司）+汪尚权；并在审核系统备注中写明发件邮箱及发件日期。请将【亲属关系】如实填写后删除括号提示。）</w:t>
       </w:r>
     </w:p>
     <w:sectPr>
